--- a/RFI-Docs/5-20-24 MVP-NIH BIG GENOMIC DATABASE PROGRAM.docx
+++ b/RFI-Docs/5-20-24 MVP-NIH BIG GENOMIC DATABASE PROGRAM.docx
@@ -4,19 +4,136 @@
   <w:body>
     <w:p>
       <w:pPr>
+        <w:jc w:val="left"/>
+      </w:pPr>
+      <w:r>
+        <w:rPr>
+          <w:color w:val="646464"/>
+          <w:sz w:val="18"/>
+        </w:rPr>
+        <w:t>Document: 5-20-24 MVP-NIH BIG GENOMIC DATABASE PROGRAM.docx</w:t>
+      </w:r>
+    </w:p>
+    <w:p>
+      <w:pPr>
+        <w:jc w:val="left"/>
+      </w:pPr>
+      <w:r>
+        <w:rPr>
+          <w:color w:val="646464"/>
+          <w:sz w:val="18"/>
+        </w:rPr>
+        <w:t>Title: 5-20-24 Comparing MVP to NIH's Big Genomic Database Program</w:t>
+      </w:r>
+    </w:p>
+    <w:p>
+      <w:pPr>
+        <w:jc w:val="left"/>
+      </w:pPr>
+      <w:r>
+        <w:rPr>
+          <w:color w:val="646464"/>
+          <w:sz w:val="18"/>
+        </w:rPr>
+        <w:t>Topic: MVP | Type: Presentations and Other Documents</w:t>
+      </w:r>
+    </w:p>
+    <w:p>
+      <w:pPr>
+        <w:jc w:val="left"/>
+      </w:pPr>
+      <w:r>
+        <w:rPr>
+          <w:color w:val="646464"/>
+          <w:sz w:val="18"/>
+        </w:rPr>
+        <w:t>Created: 2024-05-20 | By: Richman, Michael (VACO)</w:t>
+      </w:r>
+    </w:p>
+    <w:p>
+      <w:pPr>
+        <w:jc w:val="left"/>
+      </w:pPr>
+      <w:r>
+        <w:rPr>
+          <w:color w:val="646464"/>
+          <w:sz w:val="18"/>
+        </w:rPr>
+        <w:t>Modified: 2024-07-25 | By: Bartlinski, David</w:t>
+      </w:r>
+    </w:p>
+    <w:p>
+      <w:pPr>
+        <w:jc w:val="left"/>
+      </w:pPr>
+      <w:r>
+        <w:rPr>
+          <w:color w:val="C8C8C8"/>
+          <w:sz w:val="16"/>
+        </w:rPr>
+        <w:t>────────────────────────────────────────────────────────────────────────────────</w:t>
+      </w:r>
+    </w:p>
+    <w:p>
+      <w:pPr>
+        <w:jc w:val="left"/>
+      </w:pPr>
+      <w:r/>
+    </w:p>
+    <w:p>
+      <w:pPr>
+        <w:jc w:val="left"/>
+      </w:pPr>
+      <w:r>
+        <w:rPr>
+          <w:color w:val="646464"/>
+          <w:sz w:val="18"/>
+        </w:rPr>
+        <w:t>Topic: MVP | Type: Presentations and Other Documents</w:t>
+      </w:r>
+    </w:p>
+    <w:p>
+      <w:pPr>
+        <w:jc w:val="left"/>
+      </w:pPr>
+      <w:r>
+        <w:rPr>
+          <w:color w:val="646464"/>
+          <w:sz w:val="18"/>
+        </w:rPr>
+        <w:t>Created: 2024-05-20 | By: Richman, Michael (VACO)</w:t>
+      </w:r>
+    </w:p>
+    <w:p>
+      <w:pPr>
+        <w:jc w:val="left"/>
+      </w:pPr>
+      <w:r>
+        <w:rPr>
+          <w:color w:val="646464"/>
+          <w:sz w:val="18"/>
+        </w:rPr>
+        <w:t>Modified: 2024-07-25 | By: Bartlinski, David</w:t>
+      </w:r>
+    </w:p>
+    <w:p>
+      <w:pPr>
         <w:ind w:left="720" w:hanging="360"/>
-      </w:pPr>
-      <w:r>
-        <w:t>5.20.2024</w:t>
+        <w:jc w:val="left"/>
+      </w:pPr>
+      <w:r>
+        <w:rPr>
+          <w:color w:val="C8C8C8"/>
+          <w:sz w:val="16"/>
+        </w:rPr>
+        <w:t>────────────────────────────────────────────────────────────────────────────────</w:t>
       </w:r>
     </w:p>
     <w:p>
       <w:pPr>
         <w:ind w:left="720" w:hanging="360"/>
       </w:pPr>
-      <w:r>
-        <w:t xml:space="preserve">Comparisons between VA’s Million Veteran Program and NIH’s All of Us </w:t>
-      </w:r>
+      <w:r/>
     </w:p>
     <w:p>
       <w:pPr>
